--- a/public/nota-tecnica-premissas-maria.docx
+++ b/public/nota-tecnica-premissas-maria.docx
@@ -41,7 +41,7 @@
           <w:sz w:val="24"/>
           <w:szCs w:val="24"/>
         </w:rPr>
-        <w:t>Premissas da classificação de risco da MARIA</w:t>
+        <w:t>Premissas da classificação de risco da MARIAH</w:t>
       </w:r>
     </w:p>
     <w:p>
@@ -62,7 +62,7 @@
           <w:sz w:val="24"/>
           <w:szCs w:val="24"/>
         </w:rPr>
-        <w:t>MARIA Matriz de Avaliação de Risco em Inteligência Artificial · Versão preliminar · Junho de 2026</w:t>
+        <w:t>MARIAH Matriz de Avaliação de Risco de Inteligência Artificial em Pesquisa com Seres Humanos · Versão preliminar · Junho de 2026</w:t>
       </w:r>
     </w:p>
     <w:p>
@@ -97,7 +97,7 @@
           <w:sz w:val="24"/>
           <w:szCs w:val="24"/>
         </w:rPr>
-        <w:t xml:space="preserve">as premissas que sustentam a classificação de risco produzida pela MARIA. </w:t>
+        <w:t xml:space="preserve">as premissas que sustentam a classificação de risco produzida pela MARIAH. </w:t>
       </w:r>
       <w:r>
         <w:rPr>
@@ -127,7 +127,7 @@
           <w:sz w:val="24"/>
           <w:szCs w:val="24"/>
         </w:rPr>
-        <w:t>As premissas da MARIA organizam-se em três camadas: (i) o que decorre da norma; (ii) o que foi adotado na elaboração da matriz, com base no referencial normativo e na literatura sistematizada no próprio Guia; e (iii) o que permanece pendente de validação empírica, objeto do protocolo descrito no Apêndice F do Guia. O documento apresenta as principais decisões metodológicas e suas justificativas, indicando o que já pode ser submetido a julgamento técnico e o que, por ora, ainda não pode.</w:t>
+        <w:t>As premissas da MARIAH organizam-se em três camadas: (i) o que decorre da norma; (ii) o que foi adotado na elaboração da matriz, com base no referencial normativo e na literatura sistematizada no próprio Guia; e (iii) o que permanece pendente de validação empírica, objeto do protocolo descrito no Apêndice F do Guia. O documento apresenta as principais decisões metodológicas e suas justificativas, indicando o que já pode ser submetido a julgamento técnico e o que, por ora, ainda não pode.</w:t>
       </w:r>
     </w:p>
     <w:p>
@@ -503,7 +503,7 @@
           <w:sz w:val="24"/>
           <w:szCs w:val="24"/>
         </w:rPr>
-        <w:t>Questões eliminatórias (modo Res. 738): quando acionadas, classificam o protocolo como “não avaliável pela MARIA”</w:t>
+        <w:t>Questões eliminatórias (modo Res. 738): quando acionadas, classificam o protocolo como “não avaliável pela MARIAH”</w:t>
       </w:r>
       <w:r>
         <w:rPr>
@@ -1161,7 +1161,7 @@
           <w:sz w:val="24"/>
           <w:szCs w:val="24"/>
         </w:rPr>
-        <w:t>Quando perguntada “como a MARIA foi validada psicometricamente?”, a resposta honesta é: ainda não foi. A validação empírica é prospectiva e ocorrerá na medida em que CEPs adotarem voluntariamente o protocolo descrito no Apêndice F do Guia, conduzindo-o sobre a casuística que efetivamente lhes for submetida. Não há, no momento, especialistas pré-designados nem cronograma centralizado para a validação: o desenho é deliberadamente descentralizado e cumulativo. O Apêndice F define três frentes mínimas:</w:t>
+        <w:t>Quando perguntada “como a MARIAH foi validada psicometricamente?”, a resposta honesta é: ainda não foi. A validação empírica é prospectiva e ocorrerá na medida em que CEPs adotarem voluntariamente o protocolo descrito no Apêndice F do Guia, conduzindo-o sobre a casuística que efetivamente lhes for submetida. Não há, no momento, especialistas pré-designados nem cronograma centralizado para a validação: o desenho é deliberadamente descentralizado e cumulativo. O Apêndice F define três frentes mínimas:</w:t>
       </w:r>
     </w:p>
     <w:p>
@@ -1510,7 +1510,7 @@
           <w:sz w:val="24"/>
           <w:szCs w:val="24"/>
         </w:rPr>
-        <w:t xml:space="preserve">A MARIA é um instrumento de classificação de risco com fundamento normativo e teórico, cujas regras foram adotadas na elaboração da matriz a partir do referencial normativo e da literatura sistematizada no Guia, com decisões conservadoras explícitas (regra do máximo na Versão A; Cláusula de Prevalência Ética forçando Nível IV na Versão B). </w:t>
+        <w:t xml:space="preserve">A MARIAH é um instrumento de classificação de risco com fundamento normativo e teórico, cujas regras foram adotadas na elaboração da matriz a partir do referencial normativo e da literatura sistematizada no Guia, com decisões conservadoras explícitas (regra do máximo na Versão A; Cláusula de Prevalência Ética forçando Nível IV na Versão B). </w:t>
       </w:r>
     </w:p>
     <w:p>
@@ -1680,7 +1680,7 @@
         <w:sz w:val="16"/>
         <w:szCs w:val="16"/>
       </w:rPr>
-      <w:t>MARIA — Nota técnica · Premissas metodológicas</w:t>
+      <w:t>MARIAH — Nota técnica · Premissas metodológicas</w:t>
     </w:r>
   </w:p>
 </w:hdr>
